--- a/Постановка задачи/Постановка задачи Солоников.docx
+++ b/Постановка задачи/Постановка задачи Солоников.docx
@@ -976,7 +976,18 @@
           <w:sz w:val="28"/>
           <w:szCs w:val="28"/>
         </w:rPr>
-        <w:t xml:space="preserve"> 2007</w:t>
+        <w:t xml:space="preserve"> или </w:t>
+      </w:r>
+      <w:r>
+        <w:rPr>
+          <w:rFonts w:ascii="Times New Roman" w:hAnsi="Times New Roman" w:cs="Times New Roman"/>
+          <w:bCs/>
+          <w:color w:val="000000"/>
+          <w:sz w:val="28"/>
+          <w:szCs w:val="28"/>
+          <w:lang w:val="en-US"/>
+        </w:rPr>
+        <w:t>PDF</w:t>
       </w:r>
       <w:r>
         <w:rPr>
@@ -1106,6 +1117,37 @@
           <w:sz w:val="28"/>
           <w:szCs w:val="28"/>
         </w:rPr>
+        <w:t xml:space="preserve">или </w:t>
+      </w:r>
+      <w:r>
+        <w:rPr>
+          <w:rFonts w:ascii="Times New Roman" w:hAnsi="Times New Roman" w:cs="Times New Roman"/>
+          <w:bCs/>
+          <w:color w:val="000000"/>
+          <w:sz w:val="28"/>
+          <w:szCs w:val="28"/>
+          <w:lang w:val="en-US"/>
+        </w:rPr>
+        <w:t>PDF</w:t>
+      </w:r>
+      <w:r>
+        <w:rPr>
+          <w:rFonts w:ascii="Times New Roman" w:hAnsi="Times New Roman" w:cs="Times New Roman"/>
+          <w:bCs/>
+          <w:color w:val="000000"/>
+          <w:sz w:val="28"/>
+          <w:szCs w:val="28"/>
+        </w:rPr>
+        <w:t xml:space="preserve"> </w:t>
+      </w:r>
+      <w:r>
+        <w:rPr>
+          <w:rFonts w:ascii="Times New Roman" w:hAnsi="Times New Roman" w:cs="Times New Roman"/>
+          <w:bCs/>
+          <w:color w:val="000000"/>
+          <w:sz w:val="28"/>
+          <w:szCs w:val="28"/>
+        </w:rPr>
         <w:t>с подсчетом</w:t>
       </w:r>
       <w:r>
@@ -1935,7 +1977,38 @@
           <w:sz w:val="28"/>
           <w:szCs w:val="28"/>
         </w:rPr>
-        <w:t xml:space="preserve"> 2007.</w:t>
+        <w:t xml:space="preserve"> </w:t>
+      </w:r>
+      <w:r>
+        <w:rPr>
+          <w:rFonts w:ascii="Times New Roman" w:hAnsi="Times New Roman" w:cs="Times New Roman"/>
+          <w:bCs/>
+          <w:color w:val="000000"/>
+          <w:sz w:val="28"/>
+          <w:szCs w:val="28"/>
+        </w:rPr>
+        <w:t xml:space="preserve">или </w:t>
+      </w:r>
+      <w:r>
+        <w:rPr>
+          <w:rFonts w:ascii="Times New Roman" w:hAnsi="Times New Roman" w:cs="Times New Roman"/>
+          <w:bCs/>
+          <w:color w:val="000000"/>
+          <w:sz w:val="28"/>
+          <w:szCs w:val="28"/>
+          <w:lang w:val="en-US"/>
+        </w:rPr>
+        <w:t>PDF</w:t>
+      </w:r>
+      <w:r>
+        <w:rPr>
+          <w:rFonts w:ascii="Times New Roman" w:hAnsi="Times New Roman" w:cs="Times New Roman"/>
+          <w:bCs/>
+          <w:color w:val="000000"/>
+          <w:sz w:val="28"/>
+          <w:szCs w:val="28"/>
+        </w:rPr>
+        <w:t>.</w:t>
       </w:r>
     </w:p>
     <w:p>
@@ -2172,7 +2245,28 @@
           <w:sz w:val="28"/>
           <w:szCs w:val="28"/>
         </w:rPr>
-        <w:t xml:space="preserve"> Excel 2007</w:t>
+        <w:t xml:space="preserve"> Excel </w:t>
+      </w:r>
+      <w:r>
+        <w:rPr>
+          <w:rFonts w:ascii="Times New Roman" w:hAnsi="Times New Roman" w:cs="Times New Roman"/>
+          <w:bCs/>
+          <w:color w:val="000000"/>
+          <w:sz w:val="28"/>
+          <w:szCs w:val="28"/>
+        </w:rPr>
+        <w:t xml:space="preserve">или </w:t>
+      </w:r>
+      <w:r>
+        <w:rPr>
+          <w:rFonts w:ascii="Times New Roman" w:hAnsi="Times New Roman" w:cs="Times New Roman"/>
+          <w:bCs/>
+          <w:color w:val="000000"/>
+          <w:sz w:val="28"/>
+          <w:szCs w:val="28"/>
+          <w:lang w:val="en-US"/>
+        </w:rPr>
+        <w:t>PDF</w:t>
       </w:r>
       <w:r>
         <w:rPr>
@@ -2272,17 +2366,7 @@
           <w:sz w:val="28"/>
           <w:szCs w:val="28"/>
         </w:rPr>
-        <w:t xml:space="preserve">ручное </w:t>
-      </w:r>
-      <w:r>
-        <w:rPr>
-          <w:rFonts w:ascii="Times New Roman" w:hAnsi="Times New Roman" w:cs="Times New Roman"/>
-          <w:bCs/>
-          <w:color w:val="000000"/>
-          <w:sz w:val="28"/>
-          <w:szCs w:val="28"/>
-        </w:rPr>
-        <w:t>р</w:t>
+        <w:t>ручное р</w:t>
       </w:r>
       <w:r>
         <w:rPr>
@@ -2340,29 +2424,7 @@
           <w:sz w:val="28"/>
           <w:szCs w:val="28"/>
         </w:rPr>
-        <w:t>мпорт и экспорт данных в формате «.</w:t>
-      </w:r>
-      <w:proofErr w:type="spellStart"/>
-      <w:r>
-        <w:rPr>
-          <w:rFonts w:ascii="Times New Roman" w:hAnsi="Times New Roman" w:cs="Times New Roman"/>
-          <w:bCs/>
-          <w:color w:val="000000"/>
-          <w:sz w:val="28"/>
-          <w:szCs w:val="28"/>
-        </w:rPr>
-        <w:t>csv</w:t>
-      </w:r>
-      <w:proofErr w:type="spellEnd"/>
-      <w:r>
-        <w:rPr>
-          <w:rFonts w:ascii="Times New Roman" w:hAnsi="Times New Roman" w:cs="Times New Roman"/>
-          <w:bCs/>
-          <w:color w:val="000000"/>
-          <w:sz w:val="28"/>
-          <w:szCs w:val="28"/>
-        </w:rPr>
-        <w:t>».</w:t>
+        <w:t>мпорт и экспорт данных в формате «.csv».</w:t>
       </w:r>
     </w:p>
     <w:p>
